--- a/documentation/Pneumonia Detection.docx
+++ b/documentation/Pneumonia Detection.docx
@@ -136,7 +136,7 @@
           </mc:Choice>
           <mc:Fallback>
             <w:pict>
-              <v:rect w14:anchorId="098F0E5B" id="Rectangle 10" o:spid="_x0000_s1026" style="position:absolute;margin-left:69.15pt;margin-top:9.1pt;width:315pt;height:58.05pt;z-index:-251659264;visibility:visible;mso-wrap-style:square;mso-width-percent:0;mso-height-percent:0;mso-wrap-distance-left:9pt;mso-wrap-distance-top:0;mso-wrap-distance-right:9pt;mso-wrap-distance-bottom:0;mso-position-horizontal:absolute;mso-position-horizontal-relative:text;mso-position-vertical:absolute;mso-position-vertical-relative:text;mso-width-percent:0;mso-height-percent:0;mso-width-relative:page;mso-height-relative:page;v-text-anchor:top" o:gfxdata="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" strokeweight="1.25pt">
+              <v:rect w14:anchorId="483D14F5" id="Rectangle 10" o:spid="_x0000_s1026" style="position:absolute;margin-left:69.15pt;margin-top:9.1pt;width:315pt;height:58.05pt;z-index:-251659264;visibility:visible;mso-wrap-style:square;mso-width-percent:0;mso-height-percent:0;mso-wrap-distance-left:9pt;mso-wrap-distance-top:0;mso-wrap-distance-right:9pt;mso-wrap-distance-bottom:0;mso-position-horizontal:absolute;mso-position-horizontal-relative:text;mso-position-vertical:absolute;mso-position-vertical-relative:text;mso-width-percent:0;mso-height-percent:0;mso-width-relative:page;mso-height-relative:page;v-text-anchor:top" o:gfxdata="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" strokeweight="1.25pt">
                 <v:stroke miterlimit="2"/>
                 <v:shadow on="t" color="black" opacity=".5" offset="6pt,6pt"/>
               </v:rect>
@@ -201,7 +201,25 @@
           <w:sz w:val="40"/>
           <w:szCs w:val="40"/>
         </w:rPr>
-        <w:t>DATECTION</w:t>
+        <w:t>D</w:t>
+      </w:r>
+      <w:r>
+        <w:rPr>
+          <w:rFonts w:ascii="Baskerville Old Face" w:eastAsia="Times New Roman" w:hAnsi="Baskerville Old Face" w:cs="Baskerville Old Face"/>
+          <w:b/>
+          <w:sz w:val="40"/>
+          <w:szCs w:val="40"/>
+        </w:rPr>
+        <w:t>E</w:t>
+      </w:r>
+      <w:r>
+        <w:rPr>
+          <w:rFonts w:ascii="Baskerville Old Face" w:eastAsia="Times New Roman" w:hAnsi="Baskerville Old Face" w:cs="Baskerville Old Face"/>
+          <w:b/>
+          <w:sz w:val="40"/>
+          <w:szCs w:val="40"/>
+        </w:rPr>
+        <w:t>TECTION</w:t>
       </w:r>
     </w:p>
     <w:p>
@@ -1829,7 +1847,7 @@
           <w:i/>
           <w:sz w:val="32"/>
         </w:rPr>
-        <w:t>Dr. S. B</w:t>
+        <w:t xml:space="preserve">Dr. S. </w:t>
       </w:r>
       <w:proofErr w:type="spellStart"/>
       <w:r>
@@ -1839,7 +1857,7 @@
           <w:i/>
           <w:sz w:val="32"/>
         </w:rPr>
-        <w:t>ejeja</w:t>
+        <w:t>Bejeja</w:t>
       </w:r>
       <w:proofErr w:type="spellEnd"/>
       <w:r>
@@ -2283,27 +2301,7 @@
           <w:szCs w:val="26"/>
           <w:u w:val="single"/>
         </w:rPr>
-        <w:t>&lt;</w:t>
-      </w:r>
-      <w:r>
-        <w:rPr>
-          <w:rFonts w:ascii="Verdana" w:eastAsia="Times New Roman" w:hAnsi="Verdana" w:cs="Verdana"/>
-          <w:b/>
-          <w:sz w:val="26"/>
-          <w:szCs w:val="26"/>
-          <w:u w:val="single"/>
-        </w:rPr>
-        <w:t>Hotel Management System</w:t>
-      </w:r>
-      <w:r>
-        <w:rPr>
-          <w:rFonts w:ascii="Verdana" w:eastAsia="Times New Roman" w:hAnsi="Verdana" w:cs="Verdana"/>
-          <w:b/>
-          <w:sz w:val="26"/>
-          <w:szCs w:val="26"/>
-          <w:u w:val="single"/>
-        </w:rPr>
-        <w:t>&gt;</w:t>
+        <w:t>Pneumonia Detection</w:t>
       </w:r>
       <w:r>
         <w:rPr>
@@ -5809,7 +5807,7 @@
                 </mc:Choice>
                 <mc:Fallback>
                   <w:pict>
-                    <v:line w14:anchorId="743EA253" id="Line 12" o:spid="_x0000_s1026" style="position:absolute;z-index:251658240;visibility:visible;mso-wrap-style:square;mso-width-percent:0;mso-height-percent:0;mso-wrap-distance-left:9pt;mso-wrap-distance-top:0;mso-wrap-distance-right:9pt;mso-wrap-distance-bottom:0;mso-position-horizontal:absolute;mso-position-horizontal-relative:text;mso-position-vertical:absolute;mso-position-vertical-relative:text;mso-width-percent:0;mso-height-percent:0;mso-width-relative:page;mso-height-relative:page" from="-8.95pt,13.45pt" to="459pt,13.5pt" o:gfxdata="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"/>
+                    <v:line w14:anchorId="196F8C3B" id="Line 12" o:spid="_x0000_s1026" style="position:absolute;z-index:251658240;visibility:visible;mso-wrap-style:square;mso-width-percent:0;mso-height-percent:0;mso-wrap-distance-left:9pt;mso-wrap-distance-top:0;mso-wrap-distance-right:9pt;mso-wrap-distance-bottom:0;mso-position-horizontal:absolute;mso-position-horizontal-relative:text;mso-position-vertical:absolute;mso-position-vertical-relative:text;mso-width-percent:0;mso-height-percent:0;mso-width-relative:page;mso-height-relative:page" from="-8.95pt,13.45pt" to="459pt,13.5pt" o:gfxdata="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"/>
                   </w:pict>
                 </mc:Fallback>
               </mc:AlternateContent>
@@ -8623,7 +8621,7 @@
           </mc:Choice>
           <mc:Fallback>
             <w:pict>
-              <v:shapetype w14:anchorId="298FF6BC" id="_x0000_t32" coordsize="21600,21600" o:spt="32" o:oned="t" path="m,l21600,21600e" filled="f">
+              <v:shapetype w14:anchorId="00ADB1A2" id="_x0000_t32" coordsize="21600,21600" o:spt="32" o:oned="t" path="m,l21600,21600e" filled="f">
                 <v:path arrowok="t" fillok="f" o:connecttype="none"/>
                 <o:lock v:ext="edit" shapetype="t"/>
               </v:shapetype>
@@ -8696,7 +8694,7 @@
           </mc:Choice>
           <mc:Fallback>
             <w:pict>
-              <v:shape w14:anchorId="30E4794F" id="Straight Arrow Connector 58" o:spid="_x0000_s1026" type="#_x0000_t32" style="position:absolute;margin-left:221.4pt;margin-top:515.6pt;width:0;height:35.4pt;z-index:251757568;visibility:visible;mso-wrap-style:square;mso-wrap-distance-left:9pt;mso-wrap-distance-top:0;mso-wrap-distance-right:9pt;mso-wrap-distance-bottom:0;mso-position-horizontal:absolute;mso-position-horizontal-relative:text;mso-position-vertical:absolute;mso-position-vertical-relative:text" o:gfxdata="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" strokecolor="#156082 [3204]" strokeweight="1.5pt">
+              <v:shape w14:anchorId="02DCC163" id="Straight Arrow Connector 58" o:spid="_x0000_s1026" type="#_x0000_t32" style="position:absolute;margin-left:221.4pt;margin-top:515.6pt;width:0;height:35.4pt;z-index:251757568;visibility:visible;mso-wrap-style:square;mso-wrap-distance-left:9pt;mso-wrap-distance-top:0;mso-wrap-distance-right:9pt;mso-wrap-distance-bottom:0;mso-position-horizontal:absolute;mso-position-horizontal-relative:text;mso-position-vertical:absolute;mso-position-vertical-relative:text" o:gfxdata="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" strokecolor="#156082 [3204]" strokeweight="1.5pt">
                 <v:stroke endarrow="block" joinstyle="miter"/>
               </v:shape>
             </w:pict>
@@ -8771,7 +8769,7 @@
           </mc:Choice>
           <mc:Fallback>
             <w:pict>
-              <v:shape w14:anchorId="224C47A5" id="Straight Arrow Connector 57" o:spid="_x0000_s1026" type="#_x0000_t32" style="position:absolute;margin-left:218.4pt;margin-top:453.2pt;width:0;height:34.8pt;z-index:251756544;visibility:visible;mso-wrap-style:square;mso-width-percent:0;mso-height-percent:0;mso-wrap-distance-left:9pt;mso-wrap-distance-top:0;mso-wrap-distance-right:9pt;mso-wrap-distance-bottom:0;mso-position-horizontal:absolute;mso-position-horizontal-relative:text;mso-position-vertical:absolute;mso-position-vertical-relative:text;mso-width-percent:0;mso-height-percent:0;mso-width-relative:margin;mso-height-relative:margin" o:gfxdata="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" strokecolor="#156082 [3204]" strokeweight="1.5pt">
+              <v:shape w14:anchorId="18B1B2E1" id="Straight Arrow Connector 57" o:spid="_x0000_s1026" type="#_x0000_t32" style="position:absolute;margin-left:218.4pt;margin-top:453.2pt;width:0;height:34.8pt;z-index:251756544;visibility:visible;mso-wrap-style:square;mso-width-percent:0;mso-height-percent:0;mso-wrap-distance-left:9pt;mso-wrap-distance-top:0;mso-wrap-distance-right:9pt;mso-wrap-distance-bottom:0;mso-position-horizontal:absolute;mso-position-horizontal-relative:text;mso-position-vertical:absolute;mso-position-vertical-relative:text;mso-width-percent:0;mso-height-percent:0;mso-width-relative:margin;mso-height-relative:margin" o:gfxdata="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" strokecolor="#156082 [3204]" strokeweight="1.5pt">
                 <v:stroke endarrow="block" joinstyle="miter"/>
               </v:shape>
             </w:pict>
@@ -8843,7 +8841,7 @@
           </mc:Choice>
           <mc:Fallback>
             <w:pict>
-              <v:line w14:anchorId="23843C99" id="Straight Connector 55" o:spid="_x0000_s1026" style="position:absolute;z-index:251755520;visibility:visible;mso-wrap-style:square;mso-width-percent:0;mso-height-percent:0;mso-wrap-distance-left:9pt;mso-wrap-distance-top:0;mso-wrap-distance-right:9pt;mso-wrap-distance-bottom:0;mso-position-horizontal:absolute;mso-position-horizontal-relative:text;mso-position-vertical:absolute;mso-position-vertical-relative:text;mso-width-percent:0;mso-height-percent:0;mso-width-relative:margin;mso-height-relative:margin" from="360.6pt,437pt" to="360.6pt,453.8pt" o:gfxdata="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" strokecolor="#156082 [3204]" strokeweight="1.5pt">
+              <v:line w14:anchorId="72BCCAB6" id="Straight Connector 55" o:spid="_x0000_s1026" style="position:absolute;z-index:251755520;visibility:visible;mso-wrap-style:square;mso-width-percent:0;mso-height-percent:0;mso-wrap-distance-left:9pt;mso-wrap-distance-top:0;mso-wrap-distance-right:9pt;mso-wrap-distance-bottom:0;mso-position-horizontal:absolute;mso-position-horizontal-relative:text;mso-position-vertical:absolute;mso-position-vertical-relative:text;mso-width-percent:0;mso-height-percent:0;mso-width-relative:margin;mso-height-relative:margin" from="360.6pt,437pt" to="360.6pt,453.8pt" o:gfxdata="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" strokecolor="#156082 [3204]" strokeweight="1.5pt">
                 <v:stroke joinstyle="miter"/>
               </v:line>
             </w:pict>
@@ -8915,7 +8913,7 @@
           </mc:Choice>
           <mc:Fallback>
             <w:pict>
-              <v:line w14:anchorId="3837CFE8" id="Straight Connector 56" o:spid="_x0000_s1026" style="position:absolute;z-index:251753472;visibility:visible;mso-wrap-style:square;mso-width-percent:0;mso-height-percent:0;mso-wrap-distance-left:9pt;mso-wrap-distance-top:0;mso-wrap-distance-right:9pt;mso-wrap-distance-bottom:0;mso-position-horizontal:absolute;mso-position-horizontal-relative:text;mso-position-vertical:absolute;mso-position-vertical-relative:text;mso-width-percent:0;mso-height-percent:0;mso-width-relative:margin;mso-height-relative:margin" from="83.4pt,448.4pt" to="360.9pt,453.8pt" o:gfxdata="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" strokecolor="#156082 [3204]" strokeweight="1.5pt">
+              <v:line w14:anchorId="29AA41A1" id="Straight Connector 56" o:spid="_x0000_s1026" style="position:absolute;z-index:251753472;visibility:visible;mso-wrap-style:square;mso-width-percent:0;mso-height-percent:0;mso-wrap-distance-left:9pt;mso-wrap-distance-top:0;mso-wrap-distance-right:9pt;mso-wrap-distance-bottom:0;mso-position-horizontal:absolute;mso-position-horizontal-relative:text;mso-position-vertical:absolute;mso-position-vertical-relative:text;mso-width-percent:0;mso-height-percent:0;mso-width-relative:margin;mso-height-relative:margin" from="83.4pt,448.4pt" to="360.9pt,453.8pt" o:gfxdata="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" strokecolor="#156082 [3204]" strokeweight="1.5pt">
                 <v:stroke joinstyle="miter"/>
               </v:line>
             </w:pict>
@@ -8981,7 +8979,7 @@
           </mc:Choice>
           <mc:Fallback>
             <w:pict>
-              <v:line w14:anchorId="63D84366" id="Straight Connector 55" o:spid="_x0000_s1026" style="position:absolute;z-index:251752448;visibility:visible;mso-wrap-style:square;mso-wrap-distance-left:9pt;mso-wrap-distance-top:0;mso-wrap-distance-right:9pt;mso-wrap-distance-bottom:0;mso-position-horizontal:absolute;mso-position-horizontal-relative:text;mso-position-vertical:absolute;mso-position-vertical-relative:text" from="83.4pt,432.2pt" to="83.4pt,448.4pt" o:gfxdata="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" strokecolor="#156082 [3204]" strokeweight="1.5pt">
+              <v:line w14:anchorId="394770A0" id="Straight Connector 55" o:spid="_x0000_s1026" style="position:absolute;z-index:251752448;visibility:visible;mso-wrap-style:square;mso-wrap-distance-left:9pt;mso-wrap-distance-top:0;mso-wrap-distance-right:9pt;mso-wrap-distance-bottom:0;mso-position-horizontal:absolute;mso-position-horizontal-relative:text;mso-position-vertical:absolute;mso-position-vertical-relative:text" from="83.4pt,432.2pt" to="83.4pt,448.4pt" o:gfxdata="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" strokecolor="#156082 [3204]" strokeweight="1.5pt">
                 <v:stroke joinstyle="miter"/>
               </v:line>
             </w:pict>
@@ -9050,7 +9048,7 @@
           </mc:Choice>
           <mc:Fallback>
             <w:pict>
-              <v:shape w14:anchorId="7D35FAD5" id="Straight Arrow Connector 54" o:spid="_x0000_s1026" type="#_x0000_t32" style="position:absolute;margin-left:360.6pt;margin-top:350pt;width:0;height:60pt;z-index:251751424;visibility:visible;mso-wrap-style:square;mso-wrap-distance-left:9pt;mso-wrap-distance-top:0;mso-wrap-distance-right:9pt;mso-wrap-distance-bottom:0;mso-position-horizontal:absolute;mso-position-horizontal-relative:text;mso-position-vertical:absolute;mso-position-vertical-relative:text" o:gfxdata="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" strokecolor="#156082 [3204]" strokeweight="1.5pt">
+              <v:shape w14:anchorId="2BDABD88" id="Straight Arrow Connector 54" o:spid="_x0000_s1026" type="#_x0000_t32" style="position:absolute;margin-left:360.6pt;margin-top:350pt;width:0;height:60pt;z-index:251751424;visibility:visible;mso-wrap-style:square;mso-wrap-distance-left:9pt;mso-wrap-distance-top:0;mso-wrap-distance-right:9pt;mso-wrap-distance-bottom:0;mso-position-horizontal:absolute;mso-position-horizontal-relative:text;mso-position-vertical:absolute;mso-position-vertical-relative:text" o:gfxdata="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" strokecolor="#156082 [3204]" strokeweight="1.5pt">
                 <v:stroke endarrow="block" joinstyle="miter"/>
               </v:shape>
             </w:pict>
@@ -9116,7 +9114,7 @@
           </mc:Choice>
           <mc:Fallback>
             <w:pict>
-              <v:line w14:anchorId="0FFD4CCE" id="Straight Connector 53" o:spid="_x0000_s1026" style="position:absolute;z-index:251750400;visibility:visible;mso-wrap-style:square;mso-wrap-distance-left:9pt;mso-wrap-distance-top:0;mso-wrap-distance-right:9pt;mso-wrap-distance-bottom:0;mso-position-horizontal:absolute;mso-position-horizontal-relative:text;mso-position-vertical:absolute;mso-position-vertical-relative:text" from="281.4pt,344.6pt" to="360.6pt,350pt" o:gfxdata="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" strokecolor="#156082 [3204]" strokeweight="1.5pt">
+              <v:line w14:anchorId="41AEC383" id="Straight Connector 53" o:spid="_x0000_s1026" style="position:absolute;z-index:251750400;visibility:visible;mso-wrap-style:square;mso-wrap-distance-left:9pt;mso-wrap-distance-top:0;mso-wrap-distance-right:9pt;mso-wrap-distance-bottom:0;mso-position-horizontal:absolute;mso-position-horizontal-relative:text;mso-position-vertical:absolute;mso-position-vertical-relative:text" from="281.4pt,344.6pt" to="360.6pt,350pt" o:gfxdata="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" strokecolor="#156082 [3204]" strokeweight="1.5pt">
                 <v:stroke joinstyle="miter"/>
               </v:line>
             </w:pict>
@@ -9351,7 +9349,7 @@
           </mc:Choice>
           <mc:Fallback>
             <w:pict>
-              <v:shape w14:anchorId="72F298BC" id="Straight Arrow Connector 52" o:spid="_x0000_s1026" type="#_x0000_t32" style="position:absolute;margin-left:83.4pt;margin-top:345.8pt;width:0;height:59.4pt;z-index:251749376;visibility:visible;mso-wrap-style:square;mso-wrap-distance-left:9pt;mso-wrap-distance-top:0;mso-wrap-distance-right:9pt;mso-wrap-distance-bottom:0;mso-position-horizontal:absolute;mso-position-horizontal-relative:text;mso-position-vertical:absolute;mso-position-vertical-relative:text" o:gfxdata="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" strokecolor="#156082 [3204]" strokeweight="1.5pt">
+              <v:shape w14:anchorId="33870FD7" id="Straight Arrow Connector 52" o:spid="_x0000_s1026" type="#_x0000_t32" style="position:absolute;margin-left:83.4pt;margin-top:345.8pt;width:0;height:59.4pt;z-index:251749376;visibility:visible;mso-wrap-style:square;mso-wrap-distance-left:9pt;mso-wrap-distance-top:0;mso-wrap-distance-right:9pt;mso-wrap-distance-bottom:0;mso-position-horizontal:absolute;mso-position-horizontal-relative:text;mso-position-vertical:absolute;mso-position-vertical-relative:text" o:gfxdata="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" strokecolor="#156082 [3204]" strokeweight="1.5pt">
                 <v:stroke endarrow="block" joinstyle="miter"/>
               </v:shape>
             </w:pict>
@@ -9417,7 +9415,7 @@
           </mc:Choice>
           <mc:Fallback>
             <w:pict>
-              <v:line w14:anchorId="02CF1FAF" id="Straight Connector 51" o:spid="_x0000_s1026" style="position:absolute;flip:x;z-index:251748352;visibility:visible;mso-wrap-style:square;mso-wrap-distance-left:9pt;mso-wrap-distance-top:0;mso-wrap-distance-right:9pt;mso-wrap-distance-bottom:0;mso-position-horizontal:absolute;mso-position-horizontal-relative:text;mso-position-vertical:absolute;mso-position-vertical-relative:text" from="83.4pt,345.8pt" to="143.1pt,345.8pt" o:gfxdata="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" strokecolor="#156082 [3204]" strokeweight="1.5pt">
+              <v:line w14:anchorId="7441EF63" id="Straight Connector 51" o:spid="_x0000_s1026" style="position:absolute;flip:x;z-index:251748352;visibility:visible;mso-wrap-style:square;mso-wrap-distance-left:9pt;mso-wrap-distance-top:0;mso-wrap-distance-right:9pt;mso-wrap-distance-bottom:0;mso-position-horizontal:absolute;mso-position-horizontal-relative:text;mso-position-vertical:absolute;mso-position-vertical-relative:text" from="83.4pt,345.8pt" to="143.1pt,345.8pt" o:gfxdata="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" strokecolor="#156082 [3204]" strokeweight="1.5pt">
                 <v:stroke joinstyle="miter"/>
               </v:line>
             </w:pict>
@@ -9826,7 +9824,7 @@
           </mc:Choice>
           <mc:Fallback>
             <w:pict>
-              <v:shape w14:anchorId="111CE025" id="Straight Arrow Connector 50" o:spid="_x0000_s1026" type="#_x0000_t32" style="position:absolute;margin-left:210pt;margin-top:272.6pt;width:0;height:36pt;z-index:251747328;visibility:visible;mso-wrap-style:square;mso-wrap-distance-left:9pt;mso-wrap-distance-top:0;mso-wrap-distance-right:9pt;mso-wrap-distance-bottom:0;mso-position-horizontal:absolute;mso-position-horizontal-relative:text;mso-position-vertical:absolute;mso-position-vertical-relative:text" o:gfxdata="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" strokecolor="#156082 [3204]" strokeweight="1.5pt">
+              <v:shape w14:anchorId="566A7E01" id="Straight Arrow Connector 50" o:spid="_x0000_s1026" type="#_x0000_t32" style="position:absolute;margin-left:210pt;margin-top:272.6pt;width:0;height:36pt;z-index:251747328;visibility:visible;mso-wrap-style:square;mso-wrap-distance-left:9pt;mso-wrap-distance-top:0;mso-wrap-distance-right:9pt;mso-wrap-distance-bottom:0;mso-position-horizontal:absolute;mso-position-horizontal-relative:text;mso-position-vertical:absolute;mso-position-vertical-relative:text" o:gfxdata="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" strokecolor="#156082 [3204]" strokeweight="1.5pt">
                 <v:stroke endarrow="block" joinstyle="miter"/>
               </v:shape>
             </w:pict>
@@ -9895,7 +9893,7 @@
           </mc:Choice>
           <mc:Fallback>
             <w:pict>
-              <v:shape w14:anchorId="635A1837" id="Straight Arrow Connector 49" o:spid="_x0000_s1026" type="#_x0000_t32" style="position:absolute;margin-left:210pt;margin-top:206.6pt;width:0;height:39pt;z-index:251746304;visibility:visible;mso-wrap-style:square;mso-wrap-distance-left:9pt;mso-wrap-distance-top:0;mso-wrap-distance-right:9pt;mso-wrap-distance-bottom:0;mso-position-horizontal:absolute;mso-position-horizontal-relative:text;mso-position-vertical:absolute;mso-position-vertical-relative:text" o:gfxdata="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" strokecolor="#156082 [3204]" strokeweight="1.5pt">
+              <v:shape w14:anchorId="78B1F28B" id="Straight Arrow Connector 49" o:spid="_x0000_s1026" type="#_x0000_t32" style="position:absolute;margin-left:210pt;margin-top:206.6pt;width:0;height:39pt;z-index:251746304;visibility:visible;mso-wrap-style:square;mso-wrap-distance-left:9pt;mso-wrap-distance-top:0;mso-wrap-distance-right:9pt;mso-wrap-distance-bottom:0;mso-position-horizontal:absolute;mso-position-horizontal-relative:text;mso-position-vertical:absolute;mso-position-vertical-relative:text" o:gfxdata="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" strokecolor="#156082 [3204]" strokeweight="1.5pt">
                 <v:stroke endarrow="block" joinstyle="miter"/>
               </v:shape>
             </w:pict>
@@ -9964,7 +9962,7 @@
           </mc:Choice>
           <mc:Fallback>
             <w:pict>
-              <v:shape w14:anchorId="1FABABD3" id="Straight Arrow Connector 48" o:spid="_x0000_s1026" type="#_x0000_t32" style="position:absolute;margin-left:210pt;margin-top:131.6pt;width:0;height:34.8pt;z-index:251745280;visibility:visible;mso-wrap-style:square;mso-wrap-distance-left:9pt;mso-wrap-distance-top:0;mso-wrap-distance-right:9pt;mso-wrap-distance-bottom:0;mso-position-horizontal:absolute;mso-position-horizontal-relative:text;mso-position-vertical:absolute;mso-position-vertical-relative:text" o:gfxdata="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" strokecolor="#156082 [3204]" strokeweight="1.5pt">
+              <v:shape w14:anchorId="1D75BD83" id="Straight Arrow Connector 48" o:spid="_x0000_s1026" type="#_x0000_t32" style="position:absolute;margin-left:210pt;margin-top:131.6pt;width:0;height:34.8pt;z-index:251745280;visibility:visible;mso-wrap-style:square;mso-wrap-distance-left:9pt;mso-wrap-distance-top:0;mso-wrap-distance-right:9pt;mso-wrap-distance-bottom:0;mso-position-horizontal:absolute;mso-position-horizontal-relative:text;mso-position-vertical:absolute;mso-position-vertical-relative:text" o:gfxdata="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" strokecolor="#156082 [3204]" strokeweight="1.5pt">
                 <v:stroke endarrow="block" joinstyle="miter"/>
               </v:shape>
             </w:pict>
@@ -10033,7 +10031,7 @@
           </mc:Choice>
           <mc:Fallback>
             <w:pict>
-              <v:shape w14:anchorId="34583F90" id="Straight Arrow Connector 47" o:spid="_x0000_s1026" type="#_x0000_t32" style="position:absolute;margin-left:210pt;margin-top:62.6pt;width:0;height:36.6pt;z-index:251744256;visibility:visible;mso-wrap-style:square;mso-wrap-distance-left:9pt;mso-wrap-distance-top:0;mso-wrap-distance-right:9pt;mso-wrap-distance-bottom:0;mso-position-horizontal:absolute;mso-position-horizontal-relative:text;mso-position-vertical:absolute;mso-position-vertical-relative:text" o:gfxdata="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" strokecolor="#156082 [3204]" strokeweight="1.5pt">
+              <v:shape w14:anchorId="70BB5B09" id="Straight Arrow Connector 47" o:spid="_x0000_s1026" type="#_x0000_t32" style="position:absolute;margin-left:210pt;margin-top:62.6pt;width:0;height:36.6pt;z-index:251744256;visibility:visible;mso-wrap-style:square;mso-wrap-distance-left:9pt;mso-wrap-distance-top:0;mso-wrap-distance-right:9pt;mso-wrap-distance-bottom:0;mso-position-horizontal:absolute;mso-position-horizontal-relative:text;mso-position-vertical:absolute;mso-position-vertical-relative:text" o:gfxdata="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" strokecolor="#156082 [3204]" strokeweight="1.5pt">
                 <v:stroke endarrow="block" joinstyle="miter"/>
               </v:shape>
             </w:pict>
@@ -11940,7 +11938,7 @@
           </mc:Choice>
           <mc:Fallback>
             <w:pict>
-              <v:shape w14:anchorId="3EE95CEE" id="Straight Arrow Connector 75" o:spid="_x0000_s1026" type="#_x0000_t32" style="position:absolute;margin-left:250.8pt;margin-top:478.85pt;width:10.2pt;height:0;z-index:251983360;visibility:visible;mso-wrap-style:square;mso-wrap-distance-left:9pt;mso-wrap-distance-top:0;mso-wrap-distance-right:9pt;mso-wrap-distance-bottom:0;mso-position-horizontal:absolute;mso-position-horizontal-relative:text;mso-position-vertical:absolute;mso-position-vertical-relative:text" o:gfxdata="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" strokecolor="#156082 [3204]" strokeweight="1.5pt">
+              <v:shape w14:anchorId="00881F67" id="Straight Arrow Connector 75" o:spid="_x0000_s1026" type="#_x0000_t32" style="position:absolute;margin-left:250.8pt;margin-top:478.85pt;width:10.2pt;height:0;z-index:251983360;visibility:visible;mso-wrap-style:square;mso-wrap-distance-left:9pt;mso-wrap-distance-top:0;mso-wrap-distance-right:9pt;mso-wrap-distance-bottom:0;mso-position-horizontal:absolute;mso-position-horizontal-relative:text;mso-position-vertical:absolute;mso-position-vertical-relative:text" o:gfxdata="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" strokecolor="#156082 [3204]" strokeweight="1.5pt">
                 <v:stroke endarrow="block" joinstyle="miter"/>
               </v:shape>
             </w:pict>
@@ -12009,7 +12007,7 @@
           </mc:Choice>
           <mc:Fallback>
             <w:pict>
-              <v:shape w14:anchorId="169A75C9" id="Straight Arrow Connector 74" o:spid="_x0000_s1026" type="#_x0000_t32" style="position:absolute;margin-left:249pt;margin-top:384.65pt;width:5.1pt;height:0;z-index:251979264;visibility:visible;mso-wrap-style:square;mso-wrap-distance-left:9pt;mso-wrap-distance-top:0;mso-wrap-distance-right:9pt;mso-wrap-distance-bottom:0;mso-position-horizontal:absolute;mso-position-horizontal-relative:text;mso-position-vertical:absolute;mso-position-vertical-relative:text" o:gfxdata="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" strokecolor="#156082 [3204]" strokeweight="1.5pt">
+              <v:shape w14:anchorId="60E99C0A" id="Straight Arrow Connector 74" o:spid="_x0000_s1026" type="#_x0000_t32" style="position:absolute;margin-left:249pt;margin-top:384.65pt;width:5.1pt;height:0;z-index:251979264;visibility:visible;mso-wrap-style:square;mso-wrap-distance-left:9pt;mso-wrap-distance-top:0;mso-wrap-distance-right:9pt;mso-wrap-distance-bottom:0;mso-position-horizontal:absolute;mso-position-horizontal-relative:text;mso-position-vertical:absolute;mso-position-vertical-relative:text" o:gfxdata="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" strokecolor="#156082 [3204]" strokeweight="1.5pt">
                 <v:stroke endarrow="block" joinstyle="miter"/>
               </v:shape>
             </w:pict>
@@ -12078,7 +12076,7 @@
           </mc:Choice>
           <mc:Fallback>
             <w:pict>
-              <v:shape w14:anchorId="6888030E" id="Straight Arrow Connector 73" o:spid="_x0000_s1026" type="#_x0000_t32" style="position:absolute;margin-left:249pt;margin-top:208.85pt;width:4.8pt;height:0;z-index:251975168;visibility:visible;mso-wrap-style:square;mso-wrap-distance-left:9pt;mso-wrap-distance-top:0;mso-wrap-distance-right:9pt;mso-wrap-distance-bottom:0;mso-position-horizontal:absolute;mso-position-horizontal-relative:text;mso-position-vertical:absolute;mso-position-vertical-relative:text" o:gfxdata="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" strokecolor="#156082 [3204]" strokeweight="1.5pt">
+              <v:shape w14:anchorId="08105350" id="Straight Arrow Connector 73" o:spid="_x0000_s1026" type="#_x0000_t32" style="position:absolute;margin-left:249pt;margin-top:208.85pt;width:4.8pt;height:0;z-index:251975168;visibility:visible;mso-wrap-style:square;mso-wrap-distance-left:9pt;mso-wrap-distance-top:0;mso-wrap-distance-right:9pt;mso-wrap-distance-bottom:0;mso-position-horizontal:absolute;mso-position-horizontal-relative:text;mso-position-vertical:absolute;mso-position-vertical-relative:text" o:gfxdata="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" strokecolor="#156082 [3204]" strokeweight="1.5pt">
                 <v:stroke endarrow="block" joinstyle="miter"/>
               </v:shape>
             </w:pict>
@@ -12147,7 +12145,7 @@
           </mc:Choice>
           <mc:Fallback>
             <w:pict>
-              <v:shape w14:anchorId="21C319BE" id="Straight Arrow Connector 72" o:spid="_x0000_s1026" type="#_x0000_t32" style="position:absolute;margin-left:244.2pt;margin-top:196.85pt;width:6.6pt;height:6pt;z-index:251971072;visibility:visible;mso-wrap-style:square;mso-wrap-distance-left:9pt;mso-wrap-distance-top:0;mso-wrap-distance-right:9pt;mso-wrap-distance-bottom:0;mso-position-horizontal:absolute;mso-position-horizontal-relative:text;mso-position-vertical:absolute;mso-position-vertical-relative:text" o:gfxdata="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" strokecolor="#156082 [3204]" strokeweight="1.5pt">
+              <v:shape w14:anchorId="19F267A2" id="Straight Arrow Connector 72" o:spid="_x0000_s1026" type="#_x0000_t32" style="position:absolute;margin-left:244.2pt;margin-top:196.85pt;width:6.6pt;height:6pt;z-index:251971072;visibility:visible;mso-wrap-style:square;mso-wrap-distance-left:9pt;mso-wrap-distance-top:0;mso-wrap-distance-right:9pt;mso-wrap-distance-bottom:0;mso-position-horizontal:absolute;mso-position-horizontal-relative:text;mso-position-vertical:absolute;mso-position-vertical-relative:text" o:gfxdata="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" strokecolor="#156082 [3204]" strokeweight="1.5pt">
                 <v:stroke endarrow="block" joinstyle="miter"/>
               </v:shape>
             </w:pict>
@@ -12216,7 +12214,7 @@
           </mc:Choice>
           <mc:Fallback>
             <w:pict>
-              <v:shape w14:anchorId="40D695F5" id="Straight Arrow Connector 71" o:spid="_x0000_s1026" type="#_x0000_t32" style="position:absolute;margin-left:250.8pt;margin-top:295.25pt;width:10.2pt;height:0;z-index:251963904;visibility:visible;mso-wrap-style:square;mso-wrap-distance-left:9pt;mso-wrap-distance-top:0;mso-wrap-distance-right:9pt;mso-wrap-distance-bottom:0;mso-position-horizontal:absolute;mso-position-horizontal-relative:text;mso-position-vertical:absolute;mso-position-vertical-relative:text" o:gfxdata="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" strokecolor="#156082 [3204]" strokeweight="1.5pt">
+              <v:shape w14:anchorId="38F5084D" id="Straight Arrow Connector 71" o:spid="_x0000_s1026" type="#_x0000_t32" style="position:absolute;margin-left:250.8pt;margin-top:295.25pt;width:10.2pt;height:0;z-index:251963904;visibility:visible;mso-wrap-style:square;mso-wrap-distance-left:9pt;mso-wrap-distance-top:0;mso-wrap-distance-right:9pt;mso-wrap-distance-bottom:0;mso-position-horizontal:absolute;mso-position-horizontal-relative:text;mso-position-vertical:absolute;mso-position-vertical-relative:text" o:gfxdata="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" strokecolor="#156082 [3204]" strokeweight="1.5pt">
                 <v:stroke endarrow="block" joinstyle="miter"/>
               </v:shape>
             </w:pict>
@@ -12282,7 +12280,7 @@
           </mc:Choice>
           <mc:Fallback>
             <w:pict>
-              <v:line w14:anchorId="1054590D" id="Straight Connector 69" o:spid="_x0000_s1026" style="position:absolute;z-index:251957760;visibility:visible;mso-wrap-style:square;mso-wrap-distance-left:9pt;mso-wrap-distance-top:0;mso-wrap-distance-right:9pt;mso-wrap-distance-bottom:0;mso-position-horizontal:absolute;mso-position-horizontal-relative:text;mso-position-vertical:absolute;mso-position-vertical-relative:text" from="249pt,478.85pt" to="258pt,478.85pt" o:gfxdata="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" strokecolor="#156082 [3204]" strokeweight="1.5pt">
+              <v:line w14:anchorId="543483AE" id="Straight Connector 69" o:spid="_x0000_s1026" style="position:absolute;z-index:251957760;visibility:visible;mso-wrap-style:square;mso-wrap-distance-left:9pt;mso-wrap-distance-top:0;mso-wrap-distance-right:9pt;mso-wrap-distance-bottom:0;mso-position-horizontal:absolute;mso-position-horizontal-relative:text;mso-position-vertical:absolute;mso-position-vertical-relative:text" from="249pt,478.85pt" to="258pt,478.85pt" o:gfxdata="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" strokecolor="#156082 [3204]" strokeweight="1.5pt">
                 <v:stroke joinstyle="miter"/>
               </v:line>
             </w:pict>
@@ -12348,7 +12346,7 @@
           </mc:Choice>
           <mc:Fallback>
             <w:pict>
-              <v:line w14:anchorId="38F9E910" id="Straight Connector 68" o:spid="_x0000_s1026" style="position:absolute;z-index:251951616;visibility:visible;mso-wrap-style:square;mso-wrap-distance-left:9pt;mso-wrap-distance-top:0;mso-wrap-distance-right:9pt;mso-wrap-distance-bottom:0;mso-position-horizontal:absolute;mso-position-horizontal-relative:text;mso-position-vertical:absolute;mso-position-vertical-relative:text" from="237pt,478.85pt" to="244.2pt,478.85pt" o:gfxdata="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" strokecolor="#156082 [3204]" strokeweight="1.5pt">
+              <v:line w14:anchorId="4328EC3F" id="Straight Connector 68" o:spid="_x0000_s1026" style="position:absolute;z-index:251951616;visibility:visible;mso-wrap-style:square;mso-wrap-distance-left:9pt;mso-wrap-distance-top:0;mso-wrap-distance-right:9pt;mso-wrap-distance-bottom:0;mso-position-horizontal:absolute;mso-position-horizontal-relative:text;mso-position-vertical:absolute;mso-position-vertical-relative:text" from="237pt,478.85pt" to="244.2pt,478.85pt" o:gfxdata="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" strokecolor="#156082 [3204]" strokeweight="1.5pt">
                 <v:stroke joinstyle="miter"/>
               </v:line>
             </w:pict>
@@ -12414,7 +12412,7 @@
           </mc:Choice>
           <mc:Fallback>
             <w:pict>
-              <v:line w14:anchorId="068C6635" id="Straight Connector 67" o:spid="_x0000_s1026" style="position:absolute;z-index:251945472;visibility:visible;mso-wrap-style:square;mso-wrap-distance-left:9pt;mso-wrap-distance-top:0;mso-wrap-distance-right:9pt;mso-wrap-distance-bottom:0;mso-position-horizontal:absolute;mso-position-horizontal-relative:text;mso-position-vertical:absolute;mso-position-vertical-relative:text" from="225pt,478.85pt" to="232.2pt,478.85pt" o:gfxdata="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" strokecolor="#156082 [3204]" strokeweight="1.5pt">
+              <v:line w14:anchorId="46457B34" id="Straight Connector 67" o:spid="_x0000_s1026" style="position:absolute;z-index:251945472;visibility:visible;mso-wrap-style:square;mso-wrap-distance-left:9pt;mso-wrap-distance-top:0;mso-wrap-distance-right:9pt;mso-wrap-distance-bottom:0;mso-position-horizontal:absolute;mso-position-horizontal-relative:text;mso-position-vertical:absolute;mso-position-vertical-relative:text" from="225pt,478.85pt" to="232.2pt,478.85pt" o:gfxdata="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" strokecolor="#156082 [3204]" strokeweight="1.5pt">
                 <v:stroke joinstyle="miter"/>
               </v:line>
             </w:pict>
@@ -12480,7 +12478,7 @@
           </mc:Choice>
           <mc:Fallback>
             <w:pict>
-              <v:line w14:anchorId="11BB73B2" id="Straight Connector 66" o:spid="_x0000_s1026" style="position:absolute;z-index:251939328;visibility:visible;mso-wrap-style:square;mso-wrap-distance-left:9pt;mso-wrap-distance-top:0;mso-wrap-distance-right:9pt;mso-wrap-distance-bottom:0;mso-position-horizontal:absolute;mso-position-horizontal-relative:text;mso-position-vertical:absolute;mso-position-vertical-relative:text" from="213pt,478.85pt" to="220.2pt,478.85pt" o:gfxdata="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" strokecolor="#156082 [3204]" strokeweight="1.5pt">
+              <v:line w14:anchorId="4074DBA5" id="Straight Connector 66" o:spid="_x0000_s1026" style="position:absolute;z-index:251939328;visibility:visible;mso-wrap-style:square;mso-wrap-distance-left:9pt;mso-wrap-distance-top:0;mso-wrap-distance-right:9pt;mso-wrap-distance-bottom:0;mso-position-horizontal:absolute;mso-position-horizontal-relative:text;mso-position-vertical:absolute;mso-position-vertical-relative:text" from="213pt,478.85pt" to="220.2pt,478.85pt" o:gfxdata="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" strokecolor="#156082 [3204]" strokeweight="1.5pt">
                 <v:stroke joinstyle="miter"/>
               </v:line>
             </w:pict>
@@ -12546,7 +12544,7 @@
           </mc:Choice>
           <mc:Fallback>
             <w:pict>
-              <v:line w14:anchorId="5E908002" id="Straight Connector 63" o:spid="_x0000_s1026" style="position:absolute;z-index:251924992;visibility:visible;mso-wrap-style:square;mso-wrap-distance-left:9pt;mso-wrap-distance-top:0;mso-wrap-distance-right:9pt;mso-wrap-distance-bottom:0;mso-position-horizontal:absolute;mso-position-horizontal-relative:text;mso-position-vertical:absolute;mso-position-vertical-relative:text" from="184.2pt,478.85pt" to="189pt,478.85pt" o:gfxdata="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" strokecolor="#156082 [3204]" strokeweight="1.5pt">
+              <v:line w14:anchorId="1F0B88D1" id="Straight Connector 63" o:spid="_x0000_s1026" style="position:absolute;z-index:251924992;visibility:visible;mso-wrap-style:square;mso-wrap-distance-left:9pt;mso-wrap-distance-top:0;mso-wrap-distance-right:9pt;mso-wrap-distance-bottom:0;mso-position-horizontal:absolute;mso-position-horizontal-relative:text;mso-position-vertical:absolute;mso-position-vertical-relative:text" from="184.2pt,478.85pt" to="189pt,478.85pt" o:gfxdata="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" strokecolor="#156082 [3204]" strokeweight="1.5pt">
                 <v:stroke joinstyle="miter"/>
               </v:line>
             </w:pict>
@@ -12612,7 +12610,7 @@
           </mc:Choice>
           <mc:Fallback>
             <w:pict>
-              <v:line w14:anchorId="4A65F234" id="Straight Connector 65" o:spid="_x0000_s1026" style="position:absolute;z-index:251933184;visibility:visible;mso-wrap-style:square;mso-wrap-distance-left:9pt;mso-wrap-distance-top:0;mso-wrap-distance-right:9pt;mso-wrap-distance-bottom:0;mso-position-horizontal:absolute;mso-position-horizontal-relative:text;mso-position-vertical:absolute;mso-position-vertical-relative:text" from="196.2pt,478.85pt" to="208.2pt,478.85pt" o:gfxdata="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" strokecolor="#156082 [3204]" strokeweight="1.5pt">
+              <v:line w14:anchorId="20982412" id="Straight Connector 65" o:spid="_x0000_s1026" style="position:absolute;z-index:251933184;visibility:visible;mso-wrap-style:square;mso-wrap-distance-left:9pt;mso-wrap-distance-top:0;mso-wrap-distance-right:9pt;mso-wrap-distance-bottom:0;mso-position-horizontal:absolute;mso-position-horizontal-relative:text;mso-position-vertical:absolute;mso-position-vertical-relative:text" from="196.2pt,478.85pt" to="208.2pt,478.85pt" o:gfxdata="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" strokecolor="#156082 [3204]" strokeweight="1.5pt">
                 <v:stroke joinstyle="miter"/>
               </v:line>
             </w:pict>
@@ -12678,7 +12676,7 @@
           </mc:Choice>
           <mc:Fallback>
             <w:pict>
-              <v:line w14:anchorId="77813663" id="Straight Connector 62" o:spid="_x0000_s1026" style="position:absolute;z-index:251916800;visibility:visible;mso-wrap-style:square;mso-wrap-distance-left:9pt;mso-wrap-distance-top:0;mso-wrap-distance-right:9pt;mso-wrap-distance-bottom:0;mso-position-horizontal:absolute;mso-position-horizontal-relative:text;mso-position-vertical:absolute;mso-position-vertical-relative:text" from="244.2pt,384.65pt" to="253.8pt,384.65pt" o:gfxdata="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" strokecolor="#156082 [3204]" strokeweight="1.5pt">
+              <v:line w14:anchorId="09F838F7" id="Straight Connector 62" o:spid="_x0000_s1026" style="position:absolute;z-index:251916800;visibility:visible;mso-wrap-style:square;mso-wrap-distance-left:9pt;mso-wrap-distance-top:0;mso-wrap-distance-right:9pt;mso-wrap-distance-bottom:0;mso-position-horizontal:absolute;mso-position-horizontal-relative:text;mso-position-vertical:absolute;mso-position-vertical-relative:text" from="244.2pt,384.65pt" to="253.8pt,384.65pt" o:gfxdata="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" strokecolor="#156082 [3204]" strokeweight="1.5pt">
                 <v:stroke joinstyle="miter"/>
               </v:line>
             </w:pict>
@@ -12744,7 +12742,7 @@
           </mc:Choice>
           <mc:Fallback>
             <w:pict>
-              <v:line w14:anchorId="2BC5E771" id="Straight Connector 61" o:spid="_x0000_s1026" style="position:absolute;z-index:251910656;visibility:visible;mso-wrap-style:square;mso-wrap-distance-left:9pt;mso-wrap-distance-top:0;mso-wrap-distance-right:9pt;mso-wrap-distance-bottom:0;mso-position-horizontal:absolute;mso-position-horizontal-relative:text;mso-position-vertical:absolute;mso-position-vertical-relative:text" from="232.2pt,384.65pt" to="237pt,384.65pt" o:gfxdata="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" strokecolor="#156082 [3204]" strokeweight="1.5pt">
+              <v:line w14:anchorId="1A4CACBC" id="Straight Connector 61" o:spid="_x0000_s1026" style="position:absolute;z-index:251910656;visibility:visible;mso-wrap-style:square;mso-wrap-distance-left:9pt;mso-wrap-distance-top:0;mso-wrap-distance-right:9pt;mso-wrap-distance-bottom:0;mso-position-horizontal:absolute;mso-position-horizontal-relative:text;mso-position-vertical:absolute;mso-position-vertical-relative:text" from="232.2pt,384.65pt" to="237pt,384.65pt" o:gfxdata="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" strokecolor="#156082 [3204]" strokeweight="1.5pt">
                 <v:stroke joinstyle="miter"/>
               </v:line>
             </w:pict>
@@ -12810,7 +12808,7 @@
           </mc:Choice>
           <mc:Fallback>
             <w:pict>
-              <v:line w14:anchorId="07DEB85C" id="Straight Connector 59" o:spid="_x0000_s1026" style="position:absolute;z-index:251904512;visibility:visible;mso-wrap-style:square;mso-wrap-distance-left:9pt;mso-wrap-distance-top:0;mso-wrap-distance-right:9pt;mso-wrap-distance-bottom:0;mso-position-horizontal:absolute;mso-position-horizontal-relative:text;mso-position-vertical:absolute;mso-position-vertical-relative:text" from="216.6pt,384.65pt" to="225pt,384.65pt" o:gfxdata="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" strokecolor="#156082 [3204]" strokeweight="1.5pt">
+              <v:line w14:anchorId="33958C6E" id="Straight Connector 59" o:spid="_x0000_s1026" style="position:absolute;z-index:251904512;visibility:visible;mso-wrap-style:square;mso-wrap-distance-left:9pt;mso-wrap-distance-top:0;mso-wrap-distance-right:9pt;mso-wrap-distance-bottom:0;mso-position-horizontal:absolute;mso-position-horizontal-relative:text;mso-position-vertical:absolute;mso-position-vertical-relative:text" from="216.6pt,384.65pt" to="225pt,384.65pt" o:gfxdata="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" strokecolor="#156082 [3204]" strokeweight="1.5pt">
                 <v:stroke joinstyle="miter"/>
               </v:line>
             </w:pict>
@@ -12876,7 +12874,7 @@
           </mc:Choice>
           <mc:Fallback>
             <w:pict>
-              <v:line w14:anchorId="13702B1D" id="Straight Connector 58" o:spid="_x0000_s1026" style="position:absolute;z-index:251898368;visibility:visible;mso-wrap-style:square;mso-wrap-distance-left:9pt;mso-wrap-distance-top:0;mso-wrap-distance-right:9pt;mso-wrap-distance-bottom:0;mso-position-horizontal:absolute;mso-position-horizontal-relative:text;mso-position-vertical:absolute;mso-position-vertical-relative:text" from="204pt,384.65pt" to="213pt,384.65pt" o:gfxdata="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" strokecolor="#156082 [3204]" strokeweight="1.5pt">
+              <v:line w14:anchorId="3606EA9E" id="Straight Connector 58" o:spid="_x0000_s1026" style="position:absolute;z-index:251898368;visibility:visible;mso-wrap-style:square;mso-wrap-distance-left:9pt;mso-wrap-distance-top:0;mso-wrap-distance-right:9pt;mso-wrap-distance-bottom:0;mso-position-horizontal:absolute;mso-position-horizontal-relative:text;mso-position-vertical:absolute;mso-position-vertical-relative:text" from="204pt,384.65pt" to="213pt,384.65pt" o:gfxdata="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" strokecolor="#156082 [3204]" strokeweight="1.5pt">
                 <v:stroke joinstyle="miter"/>
               </v:line>
             </w:pict>
@@ -12945,7 +12943,7 @@
           </mc:Choice>
           <mc:Fallback>
             <w:pict>
-              <v:line w14:anchorId="24589452" id="Straight Connector 57" o:spid="_x0000_s1026" style="position:absolute;z-index:251892224;visibility:visible;mso-wrap-style:square;mso-width-percent:0;mso-wrap-distance-left:9pt;mso-wrap-distance-top:0;mso-wrap-distance-right:9pt;mso-wrap-distance-bottom:0;mso-position-horizontal:absolute;mso-position-horizontal-relative:text;mso-position-vertical:absolute;mso-position-vertical-relative:text;mso-width-percent:0;mso-width-relative:margin" from="181.8pt,384.65pt" to="196.2pt,384.65pt" o:gfxdata="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" strokecolor="#156082 [3204]" strokeweight="1.5pt">
+              <v:line w14:anchorId="05AF14FE" id="Straight Connector 57" o:spid="_x0000_s1026" style="position:absolute;z-index:251892224;visibility:visible;mso-wrap-style:square;mso-width-percent:0;mso-wrap-distance-left:9pt;mso-wrap-distance-top:0;mso-wrap-distance-right:9pt;mso-wrap-distance-bottom:0;mso-position-horizontal:absolute;mso-position-horizontal-relative:text;mso-position-vertical:absolute;mso-position-vertical-relative:text;mso-width-percent:0;mso-width-relative:margin" from="181.8pt,384.65pt" to="196.2pt,384.65pt" o:gfxdata="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" strokecolor="#156082 [3204]" strokeweight="1.5pt">
                 <v:stroke joinstyle="miter"/>
               </v:line>
             </w:pict>
@@ -13011,7 +13009,7 @@
           </mc:Choice>
           <mc:Fallback>
             <w:pict>
-              <v:line w14:anchorId="12A2D8A7" id="Straight Connector 56" o:spid="_x0000_s1026" style="position:absolute;z-index:251886080;visibility:visible;mso-wrap-style:square;mso-wrap-distance-left:9pt;mso-wrap-distance-top:0;mso-wrap-distance-right:9pt;mso-wrap-distance-bottom:0;mso-position-horizontal:absolute;mso-position-horizontal-relative:text;mso-position-vertical:absolute;mso-position-vertical-relative:text" from="249pt,295.25pt" to="258pt,295.25pt" o:gfxdata="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" strokecolor="#156082 [3204]" strokeweight="1.5pt">
+              <v:line w14:anchorId="6C96F0FC" id="Straight Connector 56" o:spid="_x0000_s1026" style="position:absolute;z-index:251886080;visibility:visible;mso-wrap-style:square;mso-wrap-distance-left:9pt;mso-wrap-distance-top:0;mso-wrap-distance-right:9pt;mso-wrap-distance-bottom:0;mso-position-horizontal:absolute;mso-position-horizontal-relative:text;mso-position-vertical:absolute;mso-position-vertical-relative:text" from="249pt,295.25pt" to="258pt,295.25pt" o:gfxdata="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" strokecolor="#156082 [3204]" strokeweight="1.5pt">
                 <v:stroke joinstyle="miter"/>
               </v:line>
             </w:pict>
@@ -13077,7 +13075,7 @@
           </mc:Choice>
           <mc:Fallback>
             <w:pict>
-              <v:line w14:anchorId="4F7F5038" id="Straight Connector 55" o:spid="_x0000_s1026" style="position:absolute;z-index:251879936;visibility:visible;mso-wrap-style:square;mso-wrap-distance-left:9pt;mso-wrap-distance-top:0;mso-wrap-distance-right:9pt;mso-wrap-distance-bottom:0;mso-position-horizontal:absolute;mso-position-horizontal-relative:text;mso-position-vertical:absolute;mso-position-vertical-relative:text" from="232.2pt,295.25pt" to="244.2pt,295.25pt" o:gfxdata="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" strokecolor="#156082 [3204]" strokeweight="1.5pt">
+              <v:line w14:anchorId="7BDA435E" id="Straight Connector 55" o:spid="_x0000_s1026" style="position:absolute;z-index:251879936;visibility:visible;mso-wrap-style:square;mso-wrap-distance-left:9pt;mso-wrap-distance-top:0;mso-wrap-distance-right:9pt;mso-wrap-distance-bottom:0;mso-position-horizontal:absolute;mso-position-horizontal-relative:text;mso-position-vertical:absolute;mso-position-vertical-relative:text" from="232.2pt,295.25pt" to="244.2pt,295.25pt" o:gfxdata="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" strokecolor="#156082 [3204]" strokeweight="1.5pt">
                 <v:stroke joinstyle="miter"/>
               </v:line>
             </w:pict>
@@ -13143,7 +13141,7 @@
           </mc:Choice>
           <mc:Fallback>
             <w:pict>
-              <v:line w14:anchorId="0B386516" id="Straight Connector 54" o:spid="_x0000_s1026" style="position:absolute;z-index:251873792;visibility:visible;mso-wrap-style:square;mso-wrap-distance-left:9pt;mso-wrap-distance-top:0;mso-wrap-distance-right:9pt;mso-wrap-distance-bottom:0;mso-position-horizontal:absolute;mso-position-horizontal-relative:text;mso-position-vertical:absolute;mso-position-vertical-relative:text" from="213pt,295.25pt" to="225pt,295.25pt" o:gfxdata="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" strokecolor="#156082 [3204]" strokeweight="1.5pt">
+              <v:line w14:anchorId="4999573F" id="Straight Connector 54" o:spid="_x0000_s1026" style="position:absolute;z-index:251873792;visibility:visible;mso-wrap-style:square;mso-wrap-distance-left:9pt;mso-wrap-distance-top:0;mso-wrap-distance-right:9pt;mso-wrap-distance-bottom:0;mso-position-horizontal:absolute;mso-position-horizontal-relative:text;mso-position-vertical:absolute;mso-position-vertical-relative:text" from="213pt,295.25pt" to="225pt,295.25pt" o:gfxdata="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" strokecolor="#156082 [3204]" strokeweight="1.5pt">
                 <v:stroke joinstyle="miter"/>
               </v:line>
             </w:pict>
@@ -13209,7 +13207,7 @@
           </mc:Choice>
           <mc:Fallback>
             <w:pict>
-              <v:line w14:anchorId="5EF934A8" id="Straight Connector 53" o:spid="_x0000_s1026" style="position:absolute;z-index:251867648;visibility:visible;mso-wrap-style:square;mso-wrap-distance-left:9pt;mso-wrap-distance-top:0;mso-wrap-distance-right:9pt;mso-wrap-distance-bottom:0;mso-position-horizontal:absolute;mso-position-horizontal-relative:text;mso-position-vertical:absolute;mso-position-vertical-relative:text" from="201pt,295.25pt" to="210.6pt,295.25pt" o:gfxdata="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" strokecolor="#156082 [3204]" strokeweight="1.5pt">
+              <v:line w14:anchorId="7BE4E0F2" id="Straight Connector 53" o:spid="_x0000_s1026" style="position:absolute;z-index:251867648;visibility:visible;mso-wrap-style:square;mso-wrap-distance-left:9pt;mso-wrap-distance-top:0;mso-wrap-distance-right:9pt;mso-wrap-distance-bottom:0;mso-position-horizontal:absolute;mso-position-horizontal-relative:text;mso-position-vertical:absolute;mso-position-vertical-relative:text" from="201pt,295.25pt" to="210.6pt,295.25pt" o:gfxdata="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" strokecolor="#156082 [3204]" strokeweight="1.5pt">
                 <v:stroke joinstyle="miter"/>
               </v:line>
             </w:pict>
@@ -13275,7 +13273,7 @@
           </mc:Choice>
           <mc:Fallback>
             <w:pict>
-              <v:line w14:anchorId="2A7E4FB1" id="Straight Connector 52" o:spid="_x0000_s1026" style="position:absolute;z-index:251861504;visibility:visible;mso-wrap-style:square;mso-wrap-distance-left:9pt;mso-wrap-distance-top:0;mso-wrap-distance-right:9pt;mso-wrap-distance-bottom:0;mso-position-horizontal:absolute;mso-position-horizontal-relative:text;mso-position-vertical:absolute;mso-position-vertical-relative:text" from="189pt,295.25pt" to="196.2pt,295.25pt" o:gfxdata="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" strokecolor="#156082 [3204]" strokeweight="1.5pt">
+              <v:line w14:anchorId="76DFCB7A" id="Straight Connector 52" o:spid="_x0000_s1026" style="position:absolute;z-index:251861504;visibility:visible;mso-wrap-style:square;mso-wrap-distance-left:9pt;mso-wrap-distance-top:0;mso-wrap-distance-right:9pt;mso-wrap-distance-bottom:0;mso-position-horizontal:absolute;mso-position-horizontal-relative:text;mso-position-vertical:absolute;mso-position-vertical-relative:text" from="189pt,295.25pt" to="196.2pt,295.25pt" o:gfxdata="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" strokecolor="#156082 [3204]" strokeweight="1.5pt">
                 <v:stroke joinstyle="miter"/>
               </v:line>
             </w:pict>
@@ -13341,7 +13339,7 @@
           </mc:Choice>
           <mc:Fallback>
             <w:pict>
-              <v:line w14:anchorId="75A5F10E" id="Straight Connector 49" o:spid="_x0000_s1026" style="position:absolute;z-index:251855360;visibility:visible;mso-wrap-style:square;mso-wrap-distance-left:9pt;mso-wrap-distance-top:0;mso-wrap-distance-right:9pt;mso-wrap-distance-bottom:0;mso-position-horizontal:absolute;mso-position-horizontal-relative:text;mso-position-vertical:absolute;mso-position-vertical-relative:text" from="181.8pt,295.25pt" to="184.2pt,295.25pt" o:gfxdata="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" strokecolor="#156082 [3204]" strokeweight="1.5pt">
+              <v:line w14:anchorId="57111818" id="Straight Connector 49" o:spid="_x0000_s1026" style="position:absolute;z-index:251855360;visibility:visible;mso-wrap-style:square;mso-wrap-distance-left:9pt;mso-wrap-distance-top:0;mso-wrap-distance-right:9pt;mso-wrap-distance-bottom:0;mso-position-horizontal:absolute;mso-position-horizontal-relative:text;mso-position-vertical:absolute;mso-position-vertical-relative:text" from="181.8pt,295.25pt" to="184.2pt,295.25pt" o:gfxdata="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" strokecolor="#156082 [3204]" strokeweight="1.5pt">
                 <v:stroke joinstyle="miter"/>
               </v:line>
             </w:pict>
@@ -13407,7 +13405,7 @@
           </mc:Choice>
           <mc:Fallback>
             <w:pict>
-              <v:line w14:anchorId="57819383" id="Straight Connector 48" o:spid="_x0000_s1026" style="position:absolute;z-index:251848192;visibility:visible;mso-wrap-style:square;mso-wrap-distance-left:9pt;mso-wrap-distance-top:0;mso-wrap-distance-right:9pt;mso-wrap-distance-bottom:0;mso-position-horizontal:absolute;mso-position-horizontal-relative:text;mso-position-vertical:absolute;mso-position-vertical-relative:text" from="244.2pt,208.85pt" to="250.8pt,208.85pt" o:gfxdata="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" strokecolor="#156082 [3204]" strokeweight="1.5pt">
+              <v:line w14:anchorId="530E9CA1" id="Straight Connector 48" o:spid="_x0000_s1026" style="position:absolute;z-index:251848192;visibility:visible;mso-wrap-style:square;mso-wrap-distance-left:9pt;mso-wrap-distance-top:0;mso-wrap-distance-right:9pt;mso-wrap-distance-bottom:0;mso-position-horizontal:absolute;mso-position-horizontal-relative:text;mso-position-vertical:absolute;mso-position-vertical-relative:text" from="244.2pt,208.85pt" to="250.8pt,208.85pt" o:gfxdata="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" strokecolor="#156082 [3204]" strokeweight="1.5pt">
                 <v:stroke joinstyle="miter"/>
               </v:line>
             </w:pict>
@@ -13473,7 +13471,7 @@
           </mc:Choice>
           <mc:Fallback>
             <w:pict>
-              <v:line w14:anchorId="4CAE378C" id="Straight Connector 47" o:spid="_x0000_s1026" style="position:absolute;z-index:251842048;visibility:visible;mso-wrap-style:square;mso-wrap-distance-left:9pt;mso-wrap-distance-top:0;mso-wrap-distance-right:9pt;mso-wrap-distance-bottom:0;mso-position-horizontal:absolute;mso-position-horizontal-relative:text;mso-position-vertical:absolute;mso-position-vertical-relative:text" from="225pt,208.85pt" to="237pt,208.85pt" o:gfxdata="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" strokecolor="#156082 [3204]" strokeweight="1.5pt">
+              <v:line w14:anchorId="4FA40876" id="Straight Connector 47" o:spid="_x0000_s1026" style="position:absolute;z-index:251842048;visibility:visible;mso-wrap-style:square;mso-wrap-distance-left:9pt;mso-wrap-distance-top:0;mso-wrap-distance-right:9pt;mso-wrap-distance-bottom:0;mso-position-horizontal:absolute;mso-position-horizontal-relative:text;mso-position-vertical:absolute;mso-position-vertical-relative:text" from="225pt,208.85pt" to="237pt,208.85pt" o:gfxdata="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" strokecolor="#156082 [3204]" strokeweight="1.5pt">
                 <v:stroke joinstyle="miter"/>
               </v:line>
             </w:pict>
@@ -13539,7 +13537,7 @@
           </mc:Choice>
           <mc:Fallback>
             <w:pict>
-              <v:line w14:anchorId="515A4F09" id="Straight Connector 46" o:spid="_x0000_s1026" style="position:absolute;z-index:251833856;visibility:visible;mso-wrap-style:square;mso-wrap-distance-left:9pt;mso-wrap-distance-top:0;mso-wrap-distance-right:9pt;mso-wrap-distance-bottom:0;mso-position-horizontal:absolute;mso-position-horizontal-relative:text;mso-position-vertical:absolute;mso-position-vertical-relative:text" from="213pt,208.85pt" to="220.2pt,208.85pt" o:gfxdata="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" strokecolor="#156082 [3204]" strokeweight="1.5pt">
+              <v:line w14:anchorId="16BE5248" id="Straight Connector 46" o:spid="_x0000_s1026" style="position:absolute;z-index:251833856;visibility:visible;mso-wrap-style:square;mso-wrap-distance-left:9pt;mso-wrap-distance-top:0;mso-wrap-distance-right:9pt;mso-wrap-distance-bottom:0;mso-position-horizontal:absolute;mso-position-horizontal-relative:text;mso-position-vertical:absolute;mso-position-vertical-relative:text" from="213pt,208.85pt" to="220.2pt,208.85pt" o:gfxdata="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" strokecolor="#156082 [3204]" strokeweight="1.5pt">
                 <v:stroke joinstyle="miter"/>
               </v:line>
             </w:pict>
@@ -13605,7 +13603,7 @@
           </mc:Choice>
           <mc:Fallback>
             <w:pict>
-              <v:line w14:anchorId="3FFE3470" id="Straight Connector 45" o:spid="_x0000_s1026" style="position:absolute;z-index:251824640;visibility:visible;mso-wrap-style:square;mso-wrap-distance-left:9pt;mso-wrap-distance-top:0;mso-wrap-distance-right:9pt;mso-wrap-distance-bottom:0;mso-position-horizontal:absolute;mso-position-horizontal-relative:text;mso-position-vertical:absolute;mso-position-vertical-relative:text" from="204pt,208.85pt" to="208.2pt,208.85pt" o:gfxdata="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" strokecolor="#156082 [3204]" strokeweight="1.5pt">
+              <v:line w14:anchorId="59D05AB8" id="Straight Connector 45" o:spid="_x0000_s1026" style="position:absolute;z-index:251824640;visibility:visible;mso-wrap-style:square;mso-wrap-distance-left:9pt;mso-wrap-distance-top:0;mso-wrap-distance-right:9pt;mso-wrap-distance-bottom:0;mso-position-horizontal:absolute;mso-position-horizontal-relative:text;mso-position-vertical:absolute;mso-position-vertical-relative:text" from="204pt,208.85pt" to="208.2pt,208.85pt" o:gfxdata="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" strokecolor="#156082 [3204]" strokeweight="1.5pt">
                 <v:stroke joinstyle="miter"/>
               </v:line>
             </w:pict>
@@ -13671,7 +13669,7 @@
           </mc:Choice>
           <mc:Fallback>
             <w:pict>
-              <v:line w14:anchorId="165B4176" id="Straight Connector 44" o:spid="_x0000_s1026" style="position:absolute;z-index:251818496;visibility:visible;mso-wrap-style:square;mso-wrap-distance-left:9pt;mso-wrap-distance-top:0;mso-wrap-distance-right:9pt;mso-wrap-distance-bottom:0;mso-position-horizontal:absolute;mso-position-horizontal-relative:text;mso-position-vertical:absolute;mso-position-vertical-relative:text" from="189pt,208.85pt" to="196.2pt,208.85pt" o:gfxdata="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" strokecolor="#156082 [3204]" strokeweight="1.5pt">
+              <v:line w14:anchorId="73C62C8C" id="Straight Connector 44" o:spid="_x0000_s1026" style="position:absolute;z-index:251818496;visibility:visible;mso-wrap-style:square;mso-wrap-distance-left:9pt;mso-wrap-distance-top:0;mso-wrap-distance-right:9pt;mso-wrap-distance-bottom:0;mso-position-horizontal:absolute;mso-position-horizontal-relative:text;mso-position-vertical:absolute;mso-position-vertical-relative:text" from="189pt,208.85pt" to="196.2pt,208.85pt" o:gfxdata="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" strokecolor="#156082 [3204]" strokeweight="1.5pt">
                 <v:stroke joinstyle="miter"/>
               </v:line>
             </w:pict>
@@ -13737,7 +13735,7 @@
           </mc:Choice>
           <mc:Fallback>
             <w:pict>
-              <v:line w14:anchorId="0E4A6450" id="Straight Connector 43" o:spid="_x0000_s1026" style="position:absolute;z-index:251812352;visibility:visible;mso-wrap-style:square;mso-wrap-distance-left:9pt;mso-wrap-distance-top:0;mso-wrap-distance-right:9pt;mso-wrap-distance-bottom:0;mso-position-horizontal:absolute;mso-position-horizontal-relative:text;mso-position-vertical:absolute;mso-position-vertical-relative:text" from="178.8pt,208.85pt" to="184.2pt,208.85pt" o:gfxdata="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" strokecolor="#156082 [3204]" strokeweight="1.5pt">
+              <v:line w14:anchorId="3B5732AB" id="Straight Connector 43" o:spid="_x0000_s1026" style="position:absolute;z-index:251812352;visibility:visible;mso-wrap-style:square;mso-wrap-distance-left:9pt;mso-wrap-distance-top:0;mso-wrap-distance-right:9pt;mso-wrap-distance-bottom:0;mso-position-horizontal:absolute;mso-position-horizontal-relative:text;mso-position-vertical:absolute;mso-position-vertical-relative:text" from="178.8pt,208.85pt" to="184.2pt,208.85pt" o:gfxdata="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" strokecolor="#156082 [3204]" strokeweight="1.5pt">
                 <v:stroke joinstyle="miter"/>
               </v:line>
             </w:pict>
@@ -13803,7 +13801,7 @@
           </mc:Choice>
           <mc:Fallback>
             <w:pict>
-              <v:line w14:anchorId="647CF7A9" id="Straight Connector 42" o:spid="_x0000_s1026" style="position:absolute;z-index:251795968;visibility:visible;mso-wrap-style:square;mso-wrap-distance-left:9pt;mso-wrap-distance-top:0;mso-wrap-distance-right:9pt;mso-wrap-distance-bottom:0;mso-position-horizontal:absolute;mso-position-horizontal-relative:text;mso-position-vertical:absolute;mso-position-vertical-relative:text" from="237pt,190.85pt" to="244.2pt,196.85pt" o:gfxdata="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" strokecolor="#156082 [3204]" strokeweight="1.5pt">
+              <v:line w14:anchorId="44850B8D" id="Straight Connector 42" o:spid="_x0000_s1026" style="position:absolute;z-index:251795968;visibility:visible;mso-wrap-style:square;mso-wrap-distance-left:9pt;mso-wrap-distance-top:0;mso-wrap-distance-right:9pt;mso-wrap-distance-bottom:0;mso-position-horizontal:absolute;mso-position-horizontal-relative:text;mso-position-vertical:absolute;mso-position-vertical-relative:text" from="237pt,190.85pt" to="244.2pt,196.85pt" o:gfxdata="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" strokecolor="#156082 [3204]" strokeweight="1.5pt">
                 <v:stroke joinstyle="miter"/>
               </v:line>
             </w:pict>
@@ -13869,7 +13867,7 @@
           </mc:Choice>
           <mc:Fallback>
             <w:pict>
-              <v:line w14:anchorId="132B7BFC" id="Straight Connector 42" o:spid="_x0000_s1026" style="position:absolute;z-index:251788800;visibility:visible;mso-wrap-style:square;mso-wrap-distance-left:9pt;mso-wrap-distance-top:0;mso-wrap-distance-right:9pt;mso-wrap-distance-bottom:0;mso-position-horizontal:absolute;mso-position-horizontal-relative:text;mso-position-vertical:absolute;mso-position-vertical-relative:text" from="225pt,178.85pt" to="232.2pt,184.85pt" o:gfxdata="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" strokecolor="#156082 [3204]" strokeweight="1.5pt">
+              <v:line w14:anchorId="1CEC3DD6" id="Straight Connector 42" o:spid="_x0000_s1026" style="position:absolute;z-index:251788800;visibility:visible;mso-wrap-style:square;mso-wrap-distance-left:9pt;mso-wrap-distance-top:0;mso-wrap-distance-right:9pt;mso-wrap-distance-bottom:0;mso-position-horizontal:absolute;mso-position-horizontal-relative:text;mso-position-vertical:absolute;mso-position-vertical-relative:text" from="225pt,178.85pt" to="232.2pt,184.85pt" o:gfxdata="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" strokecolor="#156082 [3204]" strokeweight="1.5pt">
                 <v:stroke joinstyle="miter"/>
               </v:line>
             </w:pict>
@@ -13935,7 +13933,7 @@
           </mc:Choice>
           <mc:Fallback>
             <w:pict>
-              <v:line w14:anchorId="33FFC92F" id="Straight Connector 42" o:spid="_x0000_s1026" style="position:absolute;z-index:251781632;visibility:visible;mso-wrap-style:square;mso-wrap-distance-left:9pt;mso-wrap-distance-top:0;mso-wrap-distance-right:9pt;mso-wrap-distance-bottom:0;mso-position-horizontal:absolute;mso-position-horizontal-relative:text;mso-position-vertical:absolute;mso-position-vertical-relative:text" from="213pt,166.85pt" to="220.2pt,172.85pt" o:gfxdata="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" strokecolor="#156082 [3204]" strokeweight="1.5pt">
+              <v:line w14:anchorId="53D8649F" id="Straight Connector 42" o:spid="_x0000_s1026" style="position:absolute;z-index:251781632;visibility:visible;mso-wrap-style:square;mso-wrap-distance-left:9pt;mso-wrap-distance-top:0;mso-wrap-distance-right:9pt;mso-wrap-distance-bottom:0;mso-position-horizontal:absolute;mso-position-horizontal-relative:text;mso-position-vertical:absolute;mso-position-vertical-relative:text" from="213pt,166.85pt" to="220.2pt,172.85pt" o:gfxdata="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" strokecolor="#156082 [3204]" strokeweight="1.5pt">
                 <v:stroke joinstyle="miter"/>
               </v:line>
             </w:pict>
@@ -14001,7 +13999,7 @@
           </mc:Choice>
           <mc:Fallback>
             <w:pict>
-              <v:line w14:anchorId="5CE41C0A" id="Straight Connector 42" o:spid="_x0000_s1026" style="position:absolute;z-index:251768320;visibility:visible;mso-wrap-style:square;mso-wrap-distance-left:9pt;mso-wrap-distance-top:0;mso-wrap-distance-right:9pt;mso-wrap-distance-bottom:0;mso-position-horizontal:absolute;mso-position-horizontal-relative:text;mso-position-vertical:absolute;mso-position-vertical-relative:text" from="201pt,154.85pt" to="208.2pt,160.85pt" o:gfxdata="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" strokecolor="#156082 [3204]" strokeweight="1.5pt">
+              <v:line w14:anchorId="159A5482" id="Straight Connector 42" o:spid="_x0000_s1026" style="position:absolute;z-index:251768320;visibility:visible;mso-wrap-style:square;mso-wrap-distance-left:9pt;mso-wrap-distance-top:0;mso-wrap-distance-right:9pt;mso-wrap-distance-bottom:0;mso-position-horizontal:absolute;mso-position-horizontal-relative:text;mso-position-vertical:absolute;mso-position-vertical-relative:text" from="201pt,154.85pt" to="208.2pt,160.85pt" o:gfxdata="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" strokecolor="#156082 [3204]" strokeweight="1.5pt">
                 <v:stroke joinstyle="miter"/>
               </v:line>
             </w:pict>
@@ -14067,7 +14065,7 @@
           </mc:Choice>
           <mc:Fallback>
             <w:pict>
-              <v:line w14:anchorId="4590EE9B" id="Straight Connector 42" o:spid="_x0000_s1026" style="position:absolute;z-index:251762176;visibility:visible;mso-wrap-style:square;mso-wrap-distance-left:9pt;mso-wrap-distance-top:0;mso-wrap-distance-right:9pt;mso-wrap-distance-bottom:0;mso-position-horizontal:absolute;mso-position-horizontal-relative:text;mso-position-vertical:absolute;mso-position-vertical-relative:text" from="189pt,142.85pt" to="196.2pt,148.85pt" o:gfxdata="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" strokecolor="#156082 [3204]" strokeweight="1.5pt">
+              <v:line w14:anchorId="33806DF9" id="Straight Connector 42" o:spid="_x0000_s1026" style="position:absolute;z-index:251762176;visibility:visible;mso-wrap-style:square;mso-wrap-distance-left:9pt;mso-wrap-distance-top:0;mso-wrap-distance-right:9pt;mso-wrap-distance-bottom:0;mso-position-horizontal:absolute;mso-position-horizontal-relative:text;mso-position-vertical:absolute;mso-position-vertical-relative:text" from="189pt,142.85pt" to="196.2pt,148.85pt" o:gfxdata="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" strokecolor="#156082 [3204]" strokeweight="1.5pt">
                 <v:stroke joinstyle="miter"/>
               </v:line>
             </w:pict>
@@ -14133,7 +14131,7 @@
           </mc:Choice>
           <mc:Fallback>
             <w:pict>
-              <v:line w14:anchorId="29EC26C1" id="Straight Connector 42" o:spid="_x0000_s1026" style="position:absolute;z-index:251756032;visibility:visible;mso-wrap-style:square;mso-wrap-distance-left:9pt;mso-wrap-distance-top:0;mso-wrap-distance-right:9pt;mso-wrap-distance-bottom:0;mso-position-horizontal:absolute;mso-position-horizontal-relative:text;mso-position-vertical:absolute;mso-position-vertical-relative:text" from="177pt,130.85pt" to="184.2pt,136.85pt" o:gfxdata="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" strokecolor="#156082 [3204]" strokeweight="1.5pt">
+              <v:line w14:anchorId="21C6A3A9" id="Straight Connector 42" o:spid="_x0000_s1026" style="position:absolute;z-index:251756032;visibility:visible;mso-wrap-style:square;mso-wrap-distance-left:9pt;mso-wrap-distance-top:0;mso-wrap-distance-right:9pt;mso-wrap-distance-bottom:0;mso-position-horizontal:absolute;mso-position-horizontal-relative:text;mso-position-vertical:absolute;mso-position-vertical-relative:text" from="177pt,130.85pt" to="184.2pt,136.85pt" o:gfxdata="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" strokecolor="#156082 [3204]" strokeweight="1.5pt">
                 <v:stroke joinstyle="miter"/>
               </v:line>
             </w:pict>
@@ -14199,7 +14197,7 @@
           </mc:Choice>
           <mc:Fallback>
             <w:pict>
-              <v:line w14:anchorId="78DA3341" id="Straight Connector 41" o:spid="_x0000_s1026" style="position:absolute;z-index:251749888;visibility:visible;mso-wrap-style:square;mso-wrap-distance-left:9pt;mso-wrap-distance-top:0;mso-wrap-distance-right:9pt;mso-wrap-distance-bottom:0;mso-position-horizontal:absolute;mso-position-horizontal-relative:text;mso-position-vertical:absolute;mso-position-vertical-relative:text" from="-14.4pt,281.45pt" to="81pt,455.45pt" o:gfxdata="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" strokecolor="#156082 [3204]" strokeweight="1.5pt">
+              <v:line w14:anchorId="2400EAE6" id="Straight Connector 41" o:spid="_x0000_s1026" style="position:absolute;z-index:251749888;visibility:visible;mso-wrap-style:square;mso-wrap-distance-left:9pt;mso-wrap-distance-top:0;mso-wrap-distance-right:9pt;mso-wrap-distance-bottom:0;mso-position-horizontal:absolute;mso-position-horizontal-relative:text;mso-position-vertical:absolute;mso-position-vertical-relative:text" from="-14.4pt,281.45pt" to="81pt,455.45pt" o:gfxdata="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" strokecolor="#156082 [3204]" strokeweight="1.5pt">
                 <v:stroke joinstyle="miter"/>
               </v:line>
             </w:pict>
@@ -14265,7 +14263,7 @@
           </mc:Choice>
           <mc:Fallback>
             <w:pict>
-              <v:line w14:anchorId="7ABB6E68" id="Straight Connector 40" o:spid="_x0000_s1026" style="position:absolute;z-index:251744768;visibility:visible;mso-wrap-style:square;mso-wrap-distance-left:9pt;mso-wrap-distance-top:0;mso-wrap-distance-right:9pt;mso-wrap-distance-bottom:0;mso-position-horizontal:absolute;mso-position-horizontal-relative:text;mso-position-vertical:absolute;mso-position-vertical-relative:text" from="-9pt,280.85pt" to="1in,361.85pt" o:gfxdata="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" strokecolor="#156082 [3204]" strokeweight="1.5pt">
+              <v:line w14:anchorId="630E5A45" id="Straight Connector 40" o:spid="_x0000_s1026" style="position:absolute;z-index:251744768;visibility:visible;mso-wrap-style:square;mso-wrap-distance-left:9pt;mso-wrap-distance-top:0;mso-wrap-distance-right:9pt;mso-wrap-distance-bottom:0;mso-position-horizontal:absolute;mso-position-horizontal-relative:text;mso-position-vertical:absolute;mso-position-vertical-relative:text" from="-9pt,280.85pt" to="1in,361.85pt" o:gfxdata="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" strokecolor="#156082 [3204]" strokeweight="1.5pt">
                 <v:stroke joinstyle="miter"/>
               </v:line>
             </w:pict>
@@ -14331,7 +14329,7 @@
           </mc:Choice>
           <mc:Fallback>
             <w:pict>
-              <v:line w14:anchorId="2B49E7C0" id="Straight Connector 39" o:spid="_x0000_s1026" style="position:absolute;flip:y;z-index:251739648;visibility:visible;mso-wrap-style:square;mso-wrap-distance-left:9pt;mso-wrap-distance-top:0;mso-wrap-distance-right:9pt;mso-wrap-distance-bottom:0;mso-position-horizontal:absolute;mso-position-horizontal-relative:text;mso-position-vertical:absolute;mso-position-vertical-relative:text" from="-9pt,140.45pt" to="65.4pt,280.85pt" o:gfxdata="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" strokecolor="#156082 [3204]" strokeweight="1.5pt">
+              <v:line w14:anchorId="7B69A977" id="Straight Connector 39" o:spid="_x0000_s1026" style="position:absolute;flip:y;z-index:251739648;visibility:visible;mso-wrap-style:square;mso-wrap-distance-left:9pt;mso-wrap-distance-top:0;mso-wrap-distance-right:9pt;mso-wrap-distance-bottom:0;mso-position-horizontal:absolute;mso-position-horizontal-relative:text;mso-position-vertical:absolute;mso-position-vertical-relative:text" from="-9pt,140.45pt" to="65.4pt,280.85pt" o:gfxdata="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" strokecolor="#156082 [3204]" strokeweight="1.5pt">
                 <v:stroke joinstyle="miter"/>
               </v:line>
             </w:pict>
@@ -14397,7 +14395,7 @@
           </mc:Choice>
           <mc:Fallback>
             <w:pict>
-              <v:line w14:anchorId="325BCEFC" id="Straight Connector 38" o:spid="_x0000_s1026" style="position:absolute;flip:y;z-index:251734528;visibility:visible;mso-wrap-style:square;mso-wrap-distance-left:9pt;mso-wrap-distance-top:0;mso-wrap-distance-right:9pt;mso-wrap-distance-bottom:0;mso-position-horizontal:absolute;mso-position-horizontal-relative:text;mso-position-vertical:absolute;mso-position-vertical-relative:text" from="-9pt,223.85pt" to="60.6pt,280.85pt" o:gfxdata="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" strokecolor="#156082 [3204]" strokeweight="1.5pt">
+              <v:line w14:anchorId="70D9B417" id="Straight Connector 38" o:spid="_x0000_s1026" style="position:absolute;flip:y;z-index:251734528;visibility:visible;mso-wrap-style:square;mso-wrap-distance-left:9pt;mso-wrap-distance-top:0;mso-wrap-distance-right:9pt;mso-wrap-distance-bottom:0;mso-position-horizontal:absolute;mso-position-horizontal-relative:text;mso-position-vertical:absolute;mso-position-vertical-relative:text" from="-9pt,223.85pt" to="60.6pt,280.85pt" o:gfxdata="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" strokecolor="#156082 [3204]" strokeweight="1.5pt">
                 <v:stroke joinstyle="miter"/>
               </v:line>
             </w:pict>
@@ -14469,7 +14467,7 @@
           </mc:Choice>
           <mc:Fallback>
             <w:pict>
-              <v:line w14:anchorId="4B0B70DB" id="Straight Connector 37" o:spid="_x0000_s1026" style="position:absolute;z-index:251729408;visibility:visible;mso-wrap-style:square;mso-width-percent:0;mso-height-percent:0;mso-wrap-distance-left:9pt;mso-wrap-distance-top:0;mso-wrap-distance-right:9pt;mso-wrap-distance-bottom:0;mso-position-horizontal:absolute;mso-position-horizontal-relative:text;mso-position-vertical:absolute;mso-position-vertical-relative:text;mso-width-percent:0;mso-height-percent:0;mso-width-relative:margin;mso-height-relative:margin" from="-14.4pt,280.85pt" to="49.8pt,295.25pt" o:gfxdata="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" strokecolor="#156082 [3204]" strokeweight="1.5pt">
+              <v:line w14:anchorId="353BB793" id="Straight Connector 37" o:spid="_x0000_s1026" style="position:absolute;z-index:251729408;visibility:visible;mso-wrap-style:square;mso-width-percent:0;mso-height-percent:0;mso-wrap-distance-left:9pt;mso-wrap-distance-top:0;mso-wrap-distance-right:9pt;mso-wrap-distance-bottom:0;mso-position-horizontal:absolute;mso-position-horizontal-relative:text;mso-position-vertical:absolute;mso-position-vertical-relative:text;mso-width-percent:0;mso-height-percent:0;mso-width-relative:margin;mso-height-relative:margin" from="-14.4pt,280.85pt" to="49.8pt,295.25pt" o:gfxdata="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" strokecolor="#156082 [3204]" strokeweight="1.5pt">
                 <v:stroke joinstyle="miter"/>
               </v:line>
             </w:pict>
@@ -14892,7 +14890,7 @@
           </mc:Choice>
           <mc:Fallback>
             <w:pict>
-              <v:line w14:anchorId="19472534" id="Straight Connector 35" o:spid="_x0000_s1026" style="position:absolute;flip:x;z-index:251706880;visibility:visible;mso-wrap-style:square;mso-width-percent:0;mso-height-percent:0;mso-wrap-distance-left:9pt;mso-wrap-distance-top:0;mso-wrap-distance-right:9pt;mso-wrap-distance-bottom:0;mso-position-horizontal:absolute;mso-position-horizontal-relative:text;mso-position-vertical:absolute;mso-position-vertical-relative:text;mso-width-percent:0;mso-height-percent:0;mso-width-relative:margin;mso-height-relative:margin" from="-28.8pt,298.25pt" to="-14.4pt,325.85pt" o:gfxdata="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" strokecolor="#156082 [3204]" strokeweight="1.5pt">
+              <v:line w14:anchorId="00303DC6" id="Straight Connector 35" o:spid="_x0000_s1026" style="position:absolute;flip:x;z-index:251706880;visibility:visible;mso-wrap-style:square;mso-width-percent:0;mso-height-percent:0;mso-wrap-distance-left:9pt;mso-wrap-distance-top:0;mso-wrap-distance-right:9pt;mso-wrap-distance-bottom:0;mso-position-horizontal:absolute;mso-position-horizontal-relative:text;mso-position-vertical:absolute;mso-position-vertical-relative:text;mso-width-percent:0;mso-height-percent:0;mso-width-relative:margin;mso-height-relative:margin" from="-28.8pt,298.25pt" to="-14.4pt,325.85pt" o:gfxdata="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" strokecolor="#156082 [3204]" strokeweight="1.5pt">
                 <v:stroke joinstyle="miter"/>
               </v:line>
             </w:pict>
@@ -14964,7 +14962,7 @@
           </mc:Choice>
           <mc:Fallback>
             <w:pict>
-              <v:line w14:anchorId="603B1156" id="Straight Connector 36" o:spid="_x0000_s1026" style="position:absolute;z-index:251724288;visibility:visible;mso-wrap-style:square;mso-width-percent:0;mso-height-percent:0;mso-wrap-distance-left:9pt;mso-wrap-distance-top:0;mso-wrap-distance-right:9pt;mso-wrap-distance-bottom:0;mso-position-horizontal:absolute;mso-position-horizontal-relative:text;mso-position-vertical:absolute;mso-position-vertical-relative:text;mso-width-percent:0;mso-height-percent:0;mso-width-relative:margin;mso-height-relative:margin" from="-14.4pt,298.25pt" to="3pt,322.85pt" o:gfxdata="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" strokecolor="#156082 [3204]" strokeweight="1.5pt">
+              <v:line w14:anchorId="08ADB8C2" id="Straight Connector 36" o:spid="_x0000_s1026" style="position:absolute;z-index:251724288;visibility:visible;mso-wrap-style:square;mso-width-percent:0;mso-height-percent:0;mso-wrap-distance-left:9pt;mso-wrap-distance-top:0;mso-wrap-distance-right:9pt;mso-wrap-distance-bottom:0;mso-position-horizontal:absolute;mso-position-horizontal-relative:text;mso-position-vertical:absolute;mso-position-vertical-relative:text;mso-width-percent:0;mso-height-percent:0;mso-width-relative:margin;mso-height-relative:margin" from="-14.4pt,298.25pt" to="3pt,322.85pt" o:gfxdata="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" strokecolor="#156082 [3204]" strokeweight="1.5pt">
                 <v:stroke joinstyle="miter"/>
               </v:line>
             </w:pict>
@@ -15030,7 +15028,7 @@
           </mc:Choice>
           <mc:Fallback>
             <w:pict>
-              <v:line w14:anchorId="3C379274" id="Straight Connector 34" o:spid="_x0000_s1026" style="position:absolute;z-index:251689472;visibility:visible;mso-wrap-style:square;mso-wrap-distance-left:9pt;mso-wrap-distance-top:0;mso-wrap-distance-right:9pt;mso-wrap-distance-bottom:0;mso-position-horizontal:absolute;mso-position-horizontal-relative:text;mso-position-vertical:absolute;mso-position-vertical-relative:text" from="-14.4pt,277.85pt" to="-14.4pt,298.25pt" o:gfxdata="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" strokecolor="#156082 [3204]" strokeweight="1.5pt">
+              <v:line w14:anchorId="1EE1AEA8" id="Straight Connector 34" o:spid="_x0000_s1026" style="position:absolute;z-index:251689472;visibility:visible;mso-wrap-style:square;mso-wrap-distance-left:9pt;mso-wrap-distance-top:0;mso-wrap-distance-right:9pt;mso-wrap-distance-bottom:0;mso-position-horizontal:absolute;mso-position-horizontal-relative:text;mso-position-vertical:absolute;mso-position-vertical-relative:text" from="-14.4pt,277.85pt" to="-14.4pt,298.25pt" o:gfxdata="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" strokecolor="#156082 [3204]" strokeweight="1.5pt">
                 <v:stroke joinstyle="miter"/>
               </v:line>
             </w:pict>
@@ -15096,7 +15094,7 @@
           </mc:Choice>
           <mc:Fallback>
             <w:pict>
-              <v:line w14:anchorId="366003E7" id="Straight Connector 33" o:spid="_x0000_s1026" style="position:absolute;z-index:251678208;visibility:visible;mso-wrap-style:square;mso-wrap-distance-left:9pt;mso-wrap-distance-top:0;mso-wrap-distance-right:9pt;mso-wrap-distance-bottom:0;mso-position-horizontal:absolute;mso-position-horizontal-relative:text;mso-position-vertical:absolute;mso-position-vertical-relative:text" from="-28.8pt,277.85pt" to="-4.8pt,277.85pt" o:gfxdata="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" strokecolor="#156082 [3204]" strokeweight="1.5pt">
+              <v:line w14:anchorId="052D873E" id="Straight Connector 33" o:spid="_x0000_s1026" style="position:absolute;z-index:251678208;visibility:visible;mso-wrap-style:square;mso-wrap-distance-left:9pt;mso-wrap-distance-top:0;mso-wrap-distance-right:9pt;mso-wrap-distance-bottom:0;mso-position-horizontal:absolute;mso-position-horizontal-relative:text;mso-position-vertical:absolute;mso-position-vertical-relative:text" from="-28.8pt,277.85pt" to="-4.8pt,277.85pt" o:gfxdata="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" strokecolor="#156082 [3204]" strokeweight="1.5pt">
                 <v:stroke joinstyle="miter"/>
               </v:line>
             </w:pict>
@@ -15162,7 +15160,7 @@
           </mc:Choice>
           <mc:Fallback>
             <w:pict>
-              <v:line w14:anchorId="1EBF0C48" id="Straight Connector 32" o:spid="_x0000_s1026" style="position:absolute;z-index:251666944;visibility:visible;mso-wrap-style:square;mso-wrap-distance-left:9pt;mso-wrap-distance-top:0;mso-wrap-distance-right:9pt;mso-wrap-distance-bottom:0;mso-position-horizontal:absolute;mso-position-horizontal-relative:text;mso-position-vertical:absolute;mso-position-vertical-relative:text" from="-14.4pt,264.65pt" to="-14.4pt,277.85pt" o:gfxdata="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" strokecolor="#156082 [3204]" strokeweight="1.5pt">
+              <v:line w14:anchorId="1FB8C001" id="Straight Connector 32" o:spid="_x0000_s1026" style="position:absolute;z-index:251666944;visibility:visible;mso-wrap-style:square;mso-wrap-distance-left:9pt;mso-wrap-distance-top:0;mso-wrap-distance-right:9pt;mso-wrap-distance-bottom:0;mso-position-horizontal:absolute;mso-position-horizontal-relative:text;mso-position-vertical:absolute;mso-position-vertical-relative:text" from="-14.4pt,264.65pt" to="-14.4pt,277.85pt" o:gfxdata="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" strokecolor="#156082 [3204]" strokeweight="1.5pt">
                 <v:stroke joinstyle="miter"/>
               </v:line>
             </w:pict>
@@ -15239,7 +15237,7 @@
           </mc:Choice>
           <mc:Fallback>
             <w:pict>
-              <v:shapetype w14:anchorId="2F250D02" id="_x0000_t120" coordsize="21600,21600" o:spt="120" path="m10800,qx,10800,10800,21600,21600,10800,10800,xe">
+              <v:shapetype w14:anchorId="492E93C3" id="_x0000_t120" coordsize="21600,21600" o:spt="120" path="m10800,qx,10800,10800,21600,21600,10800,10800,xe">
                 <v:path gradientshapeok="t" o:connecttype="custom" o:connectlocs="10800,0;3163,3163;0,10800;3163,18437;10800,21600;18437,18437;21600,10800;18437,3163" textboxrect="3163,3163,18437,18437"/>
               </v:shapetype>
               <v:shape id="Flowchart: Connector 31" o:spid="_x0000_s1026" type="#_x0000_t120" style="position:absolute;margin-left:-25.2pt;margin-top:246.05pt;width:20.4pt;height:18.6pt;z-index:251655680;visibility:visible;mso-wrap-style:square;mso-width-percent:0;mso-height-percent:0;mso-wrap-distance-left:9pt;mso-wrap-distance-top:0;mso-wrap-distance-right:9pt;mso-wrap-distance-bottom:0;mso-position-horizontal:absolute;mso-position-horizontal-relative:text;mso-position-vertical:absolute;mso-position-vertical-relative:text;mso-width-percent:0;mso-height-percent:0;mso-width-relative:margin;mso-height-relative:margin;v-text-anchor:middle" o:gfxdata="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" fillcolor="white [3201]" strokecolor="#0f9ed5 [3207]" strokeweight="1.5pt">
@@ -20297,7 +20295,7 @@
                 </mc:Choice>
                 <mc:Fallback>
                   <w:pict>
-                    <v:line w14:anchorId="20BA39DA" id="Line 12" o:spid="_x0000_s1026" style="position:absolute;z-index:251722752;visibility:visible;mso-wrap-style:square;mso-width-percent:0;mso-height-percent:0;mso-wrap-distance-left:9pt;mso-wrap-distance-top:0;mso-wrap-distance-right:9pt;mso-wrap-distance-bottom:0;mso-position-horizontal:absolute;mso-position-horizontal-relative:text;mso-position-vertical:absolute;mso-position-vertical-relative:text;mso-width-percent:0;mso-height-percent:0;mso-width-relative:page;mso-height-relative:page" from="-8.95pt,13.45pt" to="459pt,13.5pt" o:gfxdata="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"/>
+                    <v:line w14:anchorId="2FBC7A3D" id="Line 12" o:spid="_x0000_s1026" style="position:absolute;z-index:251722752;visibility:visible;mso-wrap-style:square;mso-width-percent:0;mso-height-percent:0;mso-wrap-distance-left:9pt;mso-wrap-distance-top:0;mso-wrap-distance-right:9pt;mso-wrap-distance-bottom:0;mso-position-horizontal:absolute;mso-position-horizontal-relative:text;mso-position-vertical:absolute;mso-position-vertical-relative:text;mso-width-percent:0;mso-height-percent:0;mso-width-relative:page;mso-height-relative:page" from="-8.95pt,13.45pt" to="459pt,13.5pt" o:gfxdata="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"/>
                   </w:pict>
                 </mc:Fallback>
               </mc:AlternateContent>
@@ -24170,10 +24168,6 @@
 </file>
 
 <file path=customXml/item1.xml><?xml version="1.0" encoding="utf-8"?>
-<b:Sources xmlns:b="http://schemas.openxmlformats.org/officeDocument/2006/bibliography" xmlns="http://schemas.openxmlformats.org/officeDocument/2006/bibliography" SelectedStyle="\APASixthEditionOfficeOnline.xsl" StyleName="APA" Version="6"/>
-</file>
-
-<file path=customXml/item2.xml><?xml version="1.0" encoding="utf-8"?>
 <s:customData xmlns="http://www.wps.cn/officeDocument/2013/wpsCustomData" xmlns:s="http://www.wps.cn/officeDocument/2013/wpsCustomData">
   <customSectProps>
     <customSectPr/>
@@ -24181,18 +24175,22 @@
 </s:customData>
 </file>
 
+<file path=customXml/item2.xml><?xml version="1.0" encoding="utf-8"?>
+<b:Sources xmlns:b="http://schemas.openxmlformats.org/officeDocument/2006/bibliography" xmlns="http://schemas.openxmlformats.org/officeDocument/2006/bibliography" SelectedStyle="\APASixthEditionOfficeOnline.xsl" StyleName="APA" Version="6"/>
+</file>
+
 <file path=customXml/itemProps1.xml><?xml version="1.0" encoding="utf-8"?>
+<ds:datastoreItem xmlns:ds="http://schemas.openxmlformats.org/officeDocument/2006/customXml" ds:itemID="{B1977F7D-205B-4081-913C-38D41E755F92}">
+  <ds:schemaRefs>
+    <ds:schemaRef ds:uri="http://www.wps.cn/officeDocument/2013/wpsCustomData"/>
+  </ds:schemaRefs>
+</ds:datastoreItem>
+</file>
+
+<file path=customXml/itemProps2.xml><?xml version="1.0" encoding="utf-8"?>
 <ds:datastoreItem xmlns:ds="http://schemas.openxmlformats.org/officeDocument/2006/customXml" ds:itemID="{2627E8B0-CA5B-45C1-8DA7-95FF9B0F1356}">
   <ds:schemaRefs>
     <ds:schemaRef ds:uri="http://schemas.openxmlformats.org/officeDocument/2006/bibliography"/>
   </ds:schemaRefs>
 </ds:datastoreItem>
-</file>
-
-<file path=customXml/itemProps2.xml><?xml version="1.0" encoding="utf-8"?>
-<ds:datastoreItem xmlns:ds="http://schemas.openxmlformats.org/officeDocument/2006/customXml" ds:itemID="{B1977F7D-205B-4081-913C-38D41E755F92}">
-  <ds:schemaRefs>
-    <ds:schemaRef ds:uri="http://www.wps.cn/officeDocument/2013/wpsCustomData"/>
-  </ds:schemaRefs>
-</ds:datastoreItem>
 </file>